--- a/Documentation/25_10_24.docx
+++ b/Documentation/25_10_24.docx
@@ -220,6 +220,7 @@
           <w:lang w:val="en-AU"/>
         </w:rPr>
       </w:pPr>
+      <w:proofErr w:type="gramStart"/>
       <w:r>
         <w:rPr>
           <w:lang w:val="en-AU"/>
@@ -227,6 +228,7 @@
         <w:lastRenderedPageBreak/>
         <w:t>Original,  ok</w:t>
       </w:r>
+      <w:proofErr w:type="gramEnd"/>
       <w:r>
         <w:rPr>
           <w:noProof/>
@@ -352,11 +354,19 @@
           <w:lang w:val="en-AU"/>
         </w:rPr>
       </w:pPr>
-      <w:r>
-        <w:rPr>
-          <w:lang w:val="en-AU"/>
-        </w:rPr>
-        <w:t>So the problem comes from the weather file</w:t>
+      <w:proofErr w:type="gramStart"/>
+      <w:r>
+        <w:rPr>
+          <w:lang w:val="en-AU"/>
+        </w:rPr>
+        <w:t>So</w:t>
+      </w:r>
+      <w:proofErr w:type="gramEnd"/>
+      <w:r>
+        <w:rPr>
+          <w:lang w:val="en-AU"/>
+        </w:rPr>
+        <w:t xml:space="preserve"> the problem comes from the weather file</w:t>
       </w:r>
     </w:p>
     <w:p>
@@ -877,7 +887,21 @@
         <w:rPr>
           <w:lang w:val="en-AU"/>
         </w:rPr>
-        <w:t xml:space="preserve">Bad dni as </w:t>
+        <w:t xml:space="preserve">Bad </w:t>
+      </w:r>
+      <w:proofErr w:type="spellStart"/>
+      <w:r>
+        <w:rPr>
+          <w:lang w:val="en-AU"/>
+        </w:rPr>
+        <w:t>dni</w:t>
+      </w:r>
+      <w:proofErr w:type="spellEnd"/>
+      <w:r>
+        <w:rPr>
+          <w:lang w:val="en-AU"/>
+        </w:rPr>
+        <w:t xml:space="preserve"> as </w:t>
       </w:r>
       <w:r>
         <w:rPr>
@@ -901,7 +925,35 @@
         <w:rPr>
           <w:lang w:val="en-AU"/>
         </w:rPr>
-        <w:t>Try weather with same ghi and dni end</w:t>
+        <w:t xml:space="preserve">Try weather with same </w:t>
+      </w:r>
+      <w:proofErr w:type="spellStart"/>
+      <w:r>
+        <w:rPr>
+          <w:lang w:val="en-AU"/>
+        </w:rPr>
+        <w:t>ghi</w:t>
+      </w:r>
+      <w:proofErr w:type="spellEnd"/>
+      <w:r>
+        <w:rPr>
+          <w:lang w:val="en-AU"/>
+        </w:rPr>
+        <w:t xml:space="preserve"> and </w:t>
+      </w:r>
+      <w:proofErr w:type="spellStart"/>
+      <w:r>
+        <w:rPr>
+          <w:lang w:val="en-AU"/>
+        </w:rPr>
+        <w:t>dni</w:t>
+      </w:r>
+      <w:proofErr w:type="spellEnd"/>
+      <w:r>
+        <w:rPr>
+          <w:lang w:val="en-AU"/>
+        </w:rPr>
+        <w:t xml:space="preserve"> end</w:t>
       </w:r>
     </w:p>
     <w:p>
@@ -919,8 +971,16 @@
         <w:rPr>
           <w:lang w:val="en-AU"/>
         </w:rPr>
-        <w:t>Bad dhi</w:t>
-      </w:r>
+        <w:t xml:space="preserve">Bad </w:t>
+      </w:r>
+      <w:proofErr w:type="spellStart"/>
+      <w:r>
+        <w:rPr>
+          <w:lang w:val="en-AU"/>
+        </w:rPr>
+        <w:t>dhi</w:t>
+      </w:r>
+      <w:proofErr w:type="spellEnd"/>
     </w:p>
     <w:p>
       <w:pPr>
@@ -937,8 +997,30 @@
         <w:rPr>
           <w:lang w:val="en-AU"/>
         </w:rPr>
-        <w:t>Try with dni and dhi</w:t>
-      </w:r>
+        <w:t xml:space="preserve">Try with </w:t>
+      </w:r>
+      <w:proofErr w:type="spellStart"/>
+      <w:r>
+        <w:rPr>
+          <w:lang w:val="en-AU"/>
+        </w:rPr>
+        <w:t>dni</w:t>
+      </w:r>
+      <w:proofErr w:type="spellEnd"/>
+      <w:r>
+        <w:rPr>
+          <w:lang w:val="en-AU"/>
+        </w:rPr>
+        <w:t xml:space="preserve"> and </w:t>
+      </w:r>
+      <w:proofErr w:type="spellStart"/>
+      <w:r>
+        <w:rPr>
+          <w:lang w:val="en-AU"/>
+        </w:rPr>
+        <w:t>dhi</w:t>
+      </w:r>
+      <w:proofErr w:type="spellEnd"/>
       <w:r>
         <w:rPr>
           <w:lang w:val="en-AU"/>
@@ -963,11 +1045,33 @@
         </w:rPr>
         <w:t xml:space="preserve">Try </w:t>
       </w:r>
-      <w:r>
-        <w:rPr>
-          <w:lang w:val="en-AU"/>
-        </w:rPr>
-        <w:t>ghi and dni ins</w:t>
+      <w:proofErr w:type="spellStart"/>
+      <w:r>
+        <w:rPr>
+          <w:lang w:val="en-AU"/>
+        </w:rPr>
+        <w:t>ghi</w:t>
+      </w:r>
+      <w:proofErr w:type="spellEnd"/>
+      <w:r>
+        <w:rPr>
+          <w:lang w:val="en-AU"/>
+        </w:rPr>
+        <w:t xml:space="preserve"> and </w:t>
+      </w:r>
+      <w:proofErr w:type="spellStart"/>
+      <w:r>
+        <w:rPr>
+          <w:lang w:val="en-AU"/>
+        </w:rPr>
+        <w:t>dni</w:t>
+      </w:r>
+      <w:proofErr w:type="spellEnd"/>
+      <w:r>
+        <w:rPr>
+          <w:lang w:val="en-AU"/>
+        </w:rPr>
+        <w:t xml:space="preserve"> ins</w:t>
       </w:r>
     </w:p>
     <w:p>
@@ -986,7 +1090,35 @@
           <w:lang w:val="en-AU"/>
         </w:rPr>
         <w:lastRenderedPageBreak/>
-        <w:t>Th best is ghi, dni with ins</w:t>
+        <w:t xml:space="preserve">Th best is </w:t>
+      </w:r>
+      <w:proofErr w:type="spellStart"/>
+      <w:r>
+        <w:rPr>
+          <w:lang w:val="en-AU"/>
+        </w:rPr>
+        <w:t>ghi</w:t>
+      </w:r>
+      <w:proofErr w:type="spellEnd"/>
+      <w:r>
+        <w:rPr>
+          <w:lang w:val="en-AU"/>
+        </w:rPr>
+        <w:t xml:space="preserve">, </w:t>
+      </w:r>
+      <w:proofErr w:type="spellStart"/>
+      <w:r>
+        <w:rPr>
+          <w:lang w:val="en-AU"/>
+        </w:rPr>
+        <w:t>dni</w:t>
+      </w:r>
+      <w:proofErr w:type="spellEnd"/>
+      <w:r>
+        <w:rPr>
+          <w:lang w:val="en-AU"/>
+        </w:rPr>
+        <w:t xml:space="preserve"> with ins</w:t>
       </w:r>
     </w:p>
     <w:p>
@@ -1805,11 +1937,19 @@
           <w:lang w:val="en-AU"/>
         </w:rPr>
       </w:pPr>
-      <w:r>
-        <w:rPr>
-          <w:lang w:val="en-AU"/>
-        </w:rPr>
-        <w:t>No it does not</w:t>
+      <w:proofErr w:type="gramStart"/>
+      <w:r>
+        <w:rPr>
+          <w:lang w:val="en-AU"/>
+        </w:rPr>
+        <w:t>No</w:t>
+      </w:r>
+      <w:proofErr w:type="gramEnd"/>
+      <w:r>
+        <w:rPr>
+          <w:lang w:val="en-AU"/>
+        </w:rPr>
+        <w:t xml:space="preserve"> it does not</w:t>
       </w:r>
     </w:p>
     <w:p>
@@ -1845,13 +1985,27 @@
         <w:rPr>
           <w:lang w:val="en-AU"/>
         </w:rPr>
-        <w:t xml:space="preserve">Try to improve the performance for the Year </w:t>
-      </w:r>
-      <w:r>
-        <w:rPr>
-          <w:lang w:val="en-AU"/>
-        </w:rPr>
-        <w:t>: 0.766 (worse)</w:t>
+        <w:t xml:space="preserve">Try to improve the performance for the </w:t>
+      </w:r>
+      <w:proofErr w:type="gramStart"/>
+      <w:r>
+        <w:rPr>
+          <w:lang w:val="en-AU"/>
+        </w:rPr>
+        <w:t xml:space="preserve">Year </w:t>
+      </w:r>
+      <w:r>
+        <w:rPr>
+          <w:lang w:val="en-AU"/>
+        </w:rPr>
+        <w:t>:</w:t>
+      </w:r>
+      <w:proofErr w:type="gramEnd"/>
+      <w:r>
+        <w:rPr>
+          <w:lang w:val="en-AU"/>
+        </w:rPr>
+        <w:t xml:space="preserve"> 0.766 (worse)</w:t>
       </w:r>
     </w:p>
     <w:p>
@@ -2062,7 +2216,21 @@
         <w:rPr>
           <w:lang w:val="en-AU"/>
         </w:rPr>
-        <w:t xml:space="preserve">Try to improve the performance for the Year : </w:t>
+        <w:t xml:space="preserve">Try to improve the performance for the </w:t>
+      </w:r>
+      <w:proofErr w:type="gramStart"/>
+      <w:r>
+        <w:rPr>
+          <w:lang w:val="en-AU"/>
+        </w:rPr>
+        <w:t>Year :</w:t>
+      </w:r>
+      <w:proofErr w:type="gramEnd"/>
+      <w:r>
+        <w:rPr>
+          <w:lang w:val="en-AU"/>
+        </w:rPr>
+        <w:t xml:space="preserve"> </w:t>
       </w:r>
       <w:r>
         <w:rPr>
@@ -2279,8 +2447,16 @@
         <w:rPr>
           <w:lang w:val="en-AU"/>
         </w:rPr>
-        <w:t>Try to improve the performance for the Year :</w:t>
-      </w:r>
+        <w:t xml:space="preserve">Try to improve the performance for the </w:t>
+      </w:r>
+      <w:proofErr w:type="gramStart"/>
+      <w:r>
+        <w:rPr>
+          <w:lang w:val="en-AU"/>
+        </w:rPr>
+        <w:t>Year :</w:t>
+      </w:r>
+      <w:proofErr w:type="gramEnd"/>
       <w:r>
         <w:rPr>
           <w:lang w:val="en-AU"/>
@@ -2503,7 +2679,21 @@
         <w:rPr>
           <w:lang w:val="en-AU"/>
         </w:rPr>
-        <w:t>Try to improve the performance for the Year : 0.74</w:t>
+        <w:t xml:space="preserve">Try to improve the performance for the </w:t>
+      </w:r>
+      <w:proofErr w:type="gramStart"/>
+      <w:r>
+        <w:rPr>
+          <w:lang w:val="en-AU"/>
+        </w:rPr>
+        <w:t>Year :</w:t>
+      </w:r>
+      <w:proofErr w:type="gramEnd"/>
+      <w:r>
+        <w:rPr>
+          <w:lang w:val="en-AU"/>
+        </w:rPr>
+        <w:t xml:space="preserve"> 0.74</w:t>
       </w:r>
       <w:r>
         <w:rPr>
@@ -4749,11 +4939,19 @@
           <w:lang w:val="en-AU"/>
         </w:rPr>
       </w:pPr>
-      <w:r>
-        <w:rPr>
-          <w:lang w:val="en-AU"/>
-        </w:rPr>
-        <w:t>Mmod=11.38 kg/m3 (from datasheet)</w:t>
+      <w:proofErr w:type="spellStart"/>
+      <w:r>
+        <w:rPr>
+          <w:lang w:val="en-AU"/>
+        </w:rPr>
+        <w:t>Mmod</w:t>
+      </w:r>
+      <w:proofErr w:type="spellEnd"/>
+      <w:r>
+        <w:rPr>
+          <w:lang w:val="en-AU"/>
+        </w:rPr>
+        <w:t>=11.38 kg/m3 (from datasheet)</w:t>
       </w:r>
     </w:p>
     <w:p>
@@ -5080,11 +5278,19 @@
           <w:lang w:val="en-AU"/>
         </w:rPr>
       </w:pPr>
-      <w:r>
-        <w:rPr>
-          <w:lang w:val="en-AU"/>
-        </w:rPr>
-        <w:t>Mmod=11.38 kg/m3 (from datasheet)</w:t>
+      <w:proofErr w:type="spellStart"/>
+      <w:r>
+        <w:rPr>
+          <w:lang w:val="en-AU"/>
+        </w:rPr>
+        <w:t>Mmod</w:t>
+      </w:r>
+      <w:proofErr w:type="spellEnd"/>
+      <w:r>
+        <w:rPr>
+          <w:lang w:val="en-AU"/>
+        </w:rPr>
+        <w:t>=11.38 kg/m3 (from datasheet)</w:t>
       </w:r>
     </w:p>
     <w:p>
@@ -5416,11 +5622,19 @@
           <w:lang w:val="en-AU"/>
         </w:rPr>
       </w:pPr>
-      <w:r>
-        <w:rPr>
-          <w:lang w:val="en-AU"/>
-        </w:rPr>
-        <w:t>Mmod=11.38 kg/m3 (from datasheet)</w:t>
+      <w:proofErr w:type="spellStart"/>
+      <w:r>
+        <w:rPr>
+          <w:lang w:val="en-AU"/>
+        </w:rPr>
+        <w:t>Mmod</w:t>
+      </w:r>
+      <w:proofErr w:type="spellEnd"/>
+      <w:r>
+        <w:rPr>
+          <w:lang w:val="en-AU"/>
+        </w:rPr>
+        <w:t>=11.38 kg/m3 (from datasheet)</w:t>
       </w:r>
     </w:p>
     <w:p>
@@ -5777,11 +5991,19 @@
           <w:lang w:val="en-AU"/>
         </w:rPr>
       </w:pPr>
-      <w:r>
-        <w:rPr>
-          <w:lang w:val="en-AU"/>
-        </w:rPr>
-        <w:t>Mmod=11.38 kg/m3 (from datasheet)</w:t>
+      <w:proofErr w:type="spellStart"/>
+      <w:r>
+        <w:rPr>
+          <w:lang w:val="en-AU"/>
+        </w:rPr>
+        <w:t>Mmod</w:t>
+      </w:r>
+      <w:proofErr w:type="spellEnd"/>
+      <w:r>
+        <w:rPr>
+          <w:lang w:val="en-AU"/>
+        </w:rPr>
+        <w:t>=11.38 kg/m3 (from datasheet)</w:t>
       </w:r>
     </w:p>
     <w:p>
@@ -6125,11 +6347,19 @@
           <w:lang w:val="en-AU"/>
         </w:rPr>
       </w:pPr>
-      <w:r>
-        <w:rPr>
-          <w:lang w:val="en-AU"/>
-        </w:rPr>
-        <w:t>Mmod=11.38 kg/m3 (from datasheet)</w:t>
+      <w:proofErr w:type="spellStart"/>
+      <w:r>
+        <w:rPr>
+          <w:lang w:val="en-AU"/>
+        </w:rPr>
+        <w:t>Mmod</w:t>
+      </w:r>
+      <w:proofErr w:type="spellEnd"/>
+      <w:r>
+        <w:rPr>
+          <w:lang w:val="en-AU"/>
+        </w:rPr>
+        <w:t>=11.38 kg/m3 (from datasheet)</w:t>
       </w:r>
     </w:p>
     <w:p>
@@ -6532,11 +6762,19 @@
           <w:lang w:val="en-AU"/>
         </w:rPr>
       </w:pPr>
-      <w:r>
-        <w:rPr>
-          <w:lang w:val="en-AU"/>
-        </w:rPr>
-        <w:t>Mmod=11.38 kg/m3 (from datasheet)</w:t>
+      <w:proofErr w:type="spellStart"/>
+      <w:r>
+        <w:rPr>
+          <w:lang w:val="en-AU"/>
+        </w:rPr>
+        <w:t>Mmod</w:t>
+      </w:r>
+      <w:proofErr w:type="spellEnd"/>
+      <w:r>
+        <w:rPr>
+          <w:lang w:val="en-AU"/>
+        </w:rPr>
+        <w:t>=11.38 kg/m3 (from datasheet)</w:t>
       </w:r>
     </w:p>
     <w:p>
@@ -6598,11 +6836,19 @@
         </w:rPr>
         <w:t xml:space="preserve">Include heat flow to ground (15, </w:t>
       </w:r>
-      <w:r>
-        <w:rPr>
-          <w:lang w:val="en-AU"/>
-        </w:rPr>
-        <w:t>Tamb) (optimised)</w:t>
+      <w:proofErr w:type="spellStart"/>
+      <w:r>
+        <w:rPr>
+          <w:lang w:val="en-AU"/>
+        </w:rPr>
+        <w:t>Tamb</w:t>
+      </w:r>
+      <w:proofErr w:type="spellEnd"/>
+      <w:r>
+        <w:rPr>
+          <w:lang w:val="en-AU"/>
+        </w:rPr>
+        <w:t>) (optimised)</w:t>
       </w:r>
     </w:p>
     <w:p>
@@ -6784,7 +7030,21 @@
         <w:rPr>
           <w:lang w:val="en-AU"/>
         </w:rPr>
-        <w:t>Change the color to see which one is better</w:t>
+        <w:t xml:space="preserve">Change the </w:t>
+      </w:r>
+      <w:proofErr w:type="spellStart"/>
+      <w:r>
+        <w:rPr>
+          <w:lang w:val="en-AU"/>
+        </w:rPr>
+        <w:t>color</w:t>
+      </w:r>
+      <w:proofErr w:type="spellEnd"/>
+      <w:r>
+        <w:rPr>
+          <w:lang w:val="en-AU"/>
+        </w:rPr>
+        <w:t xml:space="preserve"> to see which one is better</w:t>
       </w:r>
     </w:p>
     <w:p>
@@ -6937,7 +7197,35 @@
           <w:lang w:val="en-AU"/>
         </w:rPr>
         <w:lastRenderedPageBreak/>
-        <w:t xml:space="preserve">Try dni ghi and </w:t>
+        <w:t xml:space="preserve">Try </w:t>
+      </w:r>
+      <w:proofErr w:type="spellStart"/>
+      <w:r>
+        <w:rPr>
+          <w:lang w:val="en-AU"/>
+        </w:rPr>
+        <w:t>dni</w:t>
+      </w:r>
+      <w:proofErr w:type="spellEnd"/>
+      <w:r>
+        <w:rPr>
+          <w:lang w:val="en-AU"/>
+        </w:rPr>
+        <w:t xml:space="preserve"> </w:t>
+      </w:r>
+      <w:proofErr w:type="spellStart"/>
+      <w:r>
+        <w:rPr>
+          <w:lang w:val="en-AU"/>
+        </w:rPr>
+        <w:t>ghi</w:t>
+      </w:r>
+      <w:proofErr w:type="spellEnd"/>
+      <w:r>
+        <w:rPr>
+          <w:lang w:val="en-AU"/>
+        </w:rPr>
+        <w:t xml:space="preserve"> and </w:t>
       </w:r>
       <w:r>
         <w:rPr>
@@ -7236,11 +7524,19 @@
           <w:lang w:val="en-AU"/>
         </w:rPr>
       </w:pPr>
-      <w:r>
-        <w:rPr>
-          <w:lang w:val="en-AU"/>
-        </w:rPr>
-        <w:t xml:space="preserve">Mmod=11.38 kg/m3 </w:t>
+      <w:proofErr w:type="spellStart"/>
+      <w:r>
+        <w:rPr>
+          <w:lang w:val="en-AU"/>
+        </w:rPr>
+        <w:t>Mmod</w:t>
+      </w:r>
+      <w:proofErr w:type="spellEnd"/>
+      <w:r>
+        <w:rPr>
+          <w:lang w:val="en-AU"/>
+        </w:rPr>
+        <w:t xml:space="preserve">=11.38 kg/m3 </w:t>
       </w:r>
     </w:p>
     <w:p>
@@ -7295,7 +7591,21 @@
         <w:rPr>
           <w:lang w:val="en-AU"/>
         </w:rPr>
-        <w:t>Include heat flow to ground (15, Tamb)</w:t>
+        <w:t xml:space="preserve">Include heat flow to ground (15, </w:t>
+      </w:r>
+      <w:proofErr w:type="spellStart"/>
+      <w:r>
+        <w:rPr>
+          <w:lang w:val="en-AU"/>
+        </w:rPr>
+        <w:t>Tamb</w:t>
+      </w:r>
+      <w:proofErr w:type="spellEnd"/>
+      <w:r>
+        <w:rPr>
+          <w:lang w:val="en-AU"/>
+        </w:rPr>
+        <w:t>)</w:t>
       </w:r>
     </w:p>
     <w:p>
@@ -8372,7 +8682,21 @@
         <w:rPr>
           <w:lang w:val="en-AU"/>
         </w:rPr>
-        <w:t>The results show that the transient will make it worse, even though reducing the cmod will make it match better, it still worse than without transient at all</w:t>
+        <w:t xml:space="preserve">The results show that the transient will make it worse, even though reducing the </w:t>
+      </w:r>
+      <w:proofErr w:type="spellStart"/>
+      <w:r>
+        <w:rPr>
+          <w:lang w:val="en-AU"/>
+        </w:rPr>
+        <w:t>cmod</w:t>
+      </w:r>
+      <w:proofErr w:type="spellEnd"/>
+      <w:r>
+        <w:rPr>
+          <w:lang w:val="en-AU"/>
+        </w:rPr>
+        <w:t xml:space="preserve"> will make it match better, it still worse than without transient at all</w:t>
       </w:r>
     </w:p>
     <w:p>
@@ -9205,11 +9529,19 @@
           <w:lang w:val="en-AU"/>
         </w:rPr>
       </w:pPr>
-      <w:r>
-        <w:rPr>
-          <w:lang w:val="en-AU"/>
-        </w:rPr>
-        <w:t>So the best option is to remove it</w:t>
+      <w:proofErr w:type="gramStart"/>
+      <w:r>
+        <w:rPr>
+          <w:lang w:val="en-AU"/>
+        </w:rPr>
+        <w:t>So</w:t>
+      </w:r>
+      <w:proofErr w:type="gramEnd"/>
+      <w:r>
+        <w:rPr>
+          <w:lang w:val="en-AU"/>
+        </w:rPr>
+        <w:t xml:space="preserve"> the best option is to remove it</w:t>
       </w:r>
     </w:p>
     <w:p>
@@ -9527,11 +9859,19 @@
           <w:lang w:val="en-AU"/>
         </w:rPr>
       </w:pPr>
-      <w:r>
-        <w:rPr>
-          <w:lang w:val="en-AU"/>
-        </w:rPr>
-        <w:t>Uv=1</w:t>
+      <w:proofErr w:type="spellStart"/>
+      <w:r>
+        <w:rPr>
+          <w:lang w:val="en-AU"/>
+        </w:rPr>
+        <w:t>Uv</w:t>
+      </w:r>
+      <w:proofErr w:type="spellEnd"/>
+      <w:r>
+        <w:rPr>
+          <w:lang w:val="en-AU"/>
+        </w:rPr>
+        <w:t>=1</w:t>
       </w:r>
     </w:p>
     <w:p>
@@ -9651,11 +9991,19 @@
           <w:lang w:val="en-AU"/>
         </w:rPr>
       </w:pPr>
-      <w:r>
-        <w:rPr>
-          <w:lang w:val="en-AU"/>
-        </w:rPr>
-        <w:t>Uv keep as zero</w:t>
+      <w:proofErr w:type="spellStart"/>
+      <w:r>
+        <w:rPr>
+          <w:lang w:val="en-AU"/>
+        </w:rPr>
+        <w:t>Uv</w:t>
+      </w:r>
+      <w:proofErr w:type="spellEnd"/>
+      <w:r>
+        <w:rPr>
+          <w:lang w:val="en-AU"/>
+        </w:rPr>
+        <w:t xml:space="preserve"> keep as zero</w:t>
       </w:r>
     </w:p>
     <w:p>
@@ -13668,7 +14016,21 @@
         <w:rPr>
           <w:lang w:val="en-AU"/>
         </w:rPr>
-        <w:t>It did clipping first then scaled</w:t>
+        <w:t xml:space="preserve">It did </w:t>
+      </w:r>
+      <w:proofErr w:type="gramStart"/>
+      <w:r>
+        <w:rPr>
+          <w:lang w:val="en-AU"/>
+        </w:rPr>
+        <w:t>clipping</w:t>
+      </w:r>
+      <w:proofErr w:type="gramEnd"/>
+      <w:r>
+        <w:rPr>
+          <w:lang w:val="en-AU"/>
+        </w:rPr>
+        <w:t xml:space="preserve"> first then scaled</w:t>
       </w:r>
     </w:p>
     <w:p>
@@ -13945,7 +14307,21 @@
         <w:rPr>
           <w:lang w:val="en-AU"/>
         </w:rPr>
-        <w:t>The results itself changed, it is just because the scaling was too small and the clipping idd not click in</w:t>
+        <w:t xml:space="preserve">The results itself changed, it is just because the scaling was too small and the clipping </w:t>
+      </w:r>
+      <w:proofErr w:type="spellStart"/>
+      <w:r>
+        <w:rPr>
+          <w:lang w:val="en-AU"/>
+        </w:rPr>
+        <w:t>idd</w:t>
+      </w:r>
+      <w:proofErr w:type="spellEnd"/>
+      <w:r>
+        <w:rPr>
+          <w:lang w:val="en-AU"/>
+        </w:rPr>
+        <w:t xml:space="preserve"> not click in</w:t>
       </w:r>
     </w:p>
     <w:p>
@@ -13963,7 +14339,21 @@
         <w:rPr>
           <w:lang w:val="en-AU"/>
         </w:rPr>
-        <w:t>Try to ensure the sunsolve has the clipping as well</w:t>
+        <w:t xml:space="preserve">Try to ensure the </w:t>
+      </w:r>
+      <w:proofErr w:type="spellStart"/>
+      <w:r>
+        <w:rPr>
+          <w:lang w:val="en-AU"/>
+        </w:rPr>
+        <w:t>sunsolve</w:t>
+      </w:r>
+      <w:proofErr w:type="spellEnd"/>
+      <w:r>
+        <w:rPr>
+          <w:lang w:val="en-AU"/>
+        </w:rPr>
+        <w:t xml:space="preserve"> has the clipping as well</w:t>
       </w:r>
     </w:p>
     <w:p>
@@ -14053,7 +14443,21 @@
         <w:rPr>
           <w:lang w:val="en-AU"/>
         </w:rPr>
-        <w:t>Check if the results is identical</w:t>
+        <w:t xml:space="preserve">Check if the results </w:t>
+      </w:r>
+      <w:proofErr w:type="gramStart"/>
+      <w:r>
+        <w:rPr>
+          <w:lang w:val="en-AU"/>
+        </w:rPr>
+        <w:t>is</w:t>
+      </w:r>
+      <w:proofErr w:type="gramEnd"/>
+      <w:r>
+        <w:rPr>
+          <w:lang w:val="en-AU"/>
+        </w:rPr>
+        <w:t xml:space="preserve"> identical</w:t>
       </w:r>
     </w:p>
     <w:p>
@@ -14107,7 +14511,21 @@
         <w:rPr>
           <w:lang w:val="en-AU"/>
         </w:rPr>
-        <w:t>The daily plot looks strange, it seems to fill the nan with zero</w:t>
+        <w:t xml:space="preserve">The daily plot looks </w:t>
+      </w:r>
+      <w:proofErr w:type="gramStart"/>
+      <w:r>
+        <w:rPr>
+          <w:lang w:val="en-AU"/>
+        </w:rPr>
+        <w:t>strange,</w:t>
+      </w:r>
+      <w:proofErr w:type="gramEnd"/>
+      <w:r>
+        <w:rPr>
+          <w:lang w:val="en-AU"/>
+        </w:rPr>
+        <w:t xml:space="preserve"> it seems to fill the nan with zero</w:t>
       </w:r>
     </w:p>
     <w:p>
@@ -14125,7 +14543,21 @@
         <w:rPr>
           <w:lang w:val="en-AU"/>
         </w:rPr>
-        <w:t>Goal, make the MBE(scale-&gt;clip-&gt;resample) to 0 for</w:t>
+        <w:t xml:space="preserve">Goal, make the </w:t>
+      </w:r>
+      <w:proofErr w:type="gramStart"/>
+      <w:r>
+        <w:rPr>
+          <w:lang w:val="en-AU"/>
+        </w:rPr>
+        <w:t>MBE(</w:t>
+      </w:r>
+      <w:proofErr w:type="gramEnd"/>
+      <w:r>
+        <w:rPr>
+          <w:lang w:val="en-AU"/>
+        </w:rPr>
+        <w:t>scale-&gt;clip-&gt;resample) to 0 for</w:t>
       </w:r>
     </w:p>
     <w:p>
@@ -14211,7 +14643,21 @@
         <w:rPr>
           <w:lang w:val="en-AU"/>
         </w:rPr>
-        <w:t>Goal, make the MBE(scale-&gt;clip-&gt;resample) to 0 for</w:t>
+        <w:t xml:space="preserve">Goal, make the </w:t>
+      </w:r>
+      <w:proofErr w:type="gramStart"/>
+      <w:r>
+        <w:rPr>
+          <w:lang w:val="en-AU"/>
+        </w:rPr>
+        <w:t>MBE(</w:t>
+      </w:r>
+      <w:proofErr w:type="gramEnd"/>
+      <w:r>
+        <w:rPr>
+          <w:lang w:val="en-AU"/>
+        </w:rPr>
+        <w:t>scale-&gt;clip-&gt;resample) to 0 for</w:t>
       </w:r>
     </w:p>
     <w:p>
@@ -14826,7 +15272,35 @@
         <w:rPr>
           <w:lang w:val="en-AU"/>
         </w:rPr>
-        <w:t>Another problem I realised is that SunSolve Yield is single albedo but the Pvsyst is monthly albedo</w:t>
+        <w:t xml:space="preserve">Another problem I realised is that SunSolve Yield is single </w:t>
+      </w:r>
+      <w:proofErr w:type="gramStart"/>
+      <w:r>
+        <w:rPr>
+          <w:lang w:val="en-AU"/>
+        </w:rPr>
+        <w:t>albedo</w:t>
+      </w:r>
+      <w:proofErr w:type="gramEnd"/>
+      <w:r>
+        <w:rPr>
+          <w:lang w:val="en-AU"/>
+        </w:rPr>
+        <w:t xml:space="preserve"> but the </w:t>
+      </w:r>
+      <w:proofErr w:type="spellStart"/>
+      <w:r>
+        <w:rPr>
+          <w:lang w:val="en-AU"/>
+        </w:rPr>
+        <w:t>Pvsyst</w:t>
+      </w:r>
+      <w:proofErr w:type="spellEnd"/>
+      <w:r>
+        <w:rPr>
+          <w:lang w:val="en-AU"/>
+        </w:rPr>
+        <w:t xml:space="preserve"> is monthly albedo</w:t>
       </w:r>
     </w:p>
     <w:p>
@@ -15694,7 +16168,21 @@
         <w:rPr>
           <w:lang w:val="en-AU"/>
         </w:rPr>
-        <w:t>Double check, save the sim file that worked. Email to ask Keith if I need to increase the gaps to account for the farme or not?</w:t>
+        <w:t xml:space="preserve">Double check, save the sim file that worked. Email to ask Keith if I need to increase the gaps to account for the </w:t>
+      </w:r>
+      <w:proofErr w:type="spellStart"/>
+      <w:r>
+        <w:rPr>
+          <w:lang w:val="en-AU"/>
+        </w:rPr>
+        <w:t>farme</w:t>
+      </w:r>
+      <w:proofErr w:type="spellEnd"/>
+      <w:r>
+        <w:rPr>
+          <w:lang w:val="en-AU"/>
+        </w:rPr>
+        <w:t xml:space="preserve"> or not?</w:t>
       </w:r>
     </w:p>
     <w:p>
@@ -15735,6 +16223,7 @@
       </w:r>
       <w:r>
         <w:rPr>
+          <w:noProof/>
           <w:lang w:val="en-AU"/>
         </w:rPr>
         <w:drawing>
@@ -16356,6 +16845,509 @@
         <w:t>Up to spectrum vegetation Jan</w:t>
       </w:r>
     </w:p>
+    <w:p>
+      <w:pPr>
+        <w:pStyle w:val="Heading1"/>
+        <w:rPr>
+          <w:lang w:val="en-AU"/>
+        </w:rPr>
+      </w:pPr>
+      <w:r>
+        <w:rPr>
+          <w:lang w:val="en-AU"/>
+        </w:rPr>
+        <w:lastRenderedPageBreak/>
+        <w:t>25-10-30</w:t>
+      </w:r>
+    </w:p>
+    <w:p>
+      <w:pPr>
+        <w:pStyle w:val="ListParagraph"/>
+        <w:numPr>
+          <w:ilvl w:val="0"/>
+          <w:numId w:val="14"/>
+        </w:numPr>
+        <w:rPr>
+          <w:lang w:val="en-AU"/>
+        </w:rPr>
+      </w:pPr>
+      <w:r>
+        <w:rPr>
+          <w:lang w:val="en-AU"/>
+        </w:rPr>
+        <w:t>The goal is to create something like this</w:t>
+      </w:r>
+    </w:p>
+    <w:p>
+      <w:pPr>
+        <w:pStyle w:val="ListParagraph"/>
+        <w:numPr>
+          <w:ilvl w:val="0"/>
+          <w:numId w:val="14"/>
+        </w:numPr>
+        <w:rPr>
+          <w:lang w:val="en-AU"/>
+        </w:rPr>
+      </w:pPr>
+      <w:r>
+        <w:drawing>
+          <wp:inline distT="0" distB="0" distL="0" distR="0" wp14:anchorId="024A1600" wp14:editId="3064B11C">
+            <wp:extent cx="5731510" cy="2809240"/>
+            <wp:effectExtent l="0" t="0" r="2540" b="0"/>
+            <wp:docPr id="10" name="Picture 9" descr="A screenshot of a computer&#10;&#10;AI-generated content may be incorrect.">
+              <a:extLst xmlns:a="http://schemas.openxmlformats.org/drawingml/2006/main">
+                <a:ext uri="{FF2B5EF4-FFF2-40B4-BE49-F238E27FC236}">
+                  <a16:creationId xmlns:a16="http://schemas.microsoft.com/office/drawing/2014/main" id="{3C6A66FE-BA72-9FC4-53B6-D655E1E60BE5}"/>
+                </a:ext>
+              </a:extLst>
+            </wp:docPr>
+            <wp:cNvGraphicFramePr>
+              <a:graphicFrameLocks xmlns:a="http://schemas.openxmlformats.org/drawingml/2006/main" noChangeAspect="1"/>
+            </wp:cNvGraphicFramePr>
+            <a:graphic xmlns:a="http://schemas.openxmlformats.org/drawingml/2006/main">
+              <a:graphicData uri="http://schemas.openxmlformats.org/drawingml/2006/picture">
+                <pic:pic xmlns:pic="http://schemas.openxmlformats.org/drawingml/2006/picture">
+                  <pic:nvPicPr>
+                    <pic:cNvPr id="10" name="Picture 9" descr="A screenshot of a computer&#10;&#10;AI-generated content may be incorrect.">
+                      <a:extLst>
+                        <a:ext uri="{FF2B5EF4-FFF2-40B4-BE49-F238E27FC236}">
+                          <a16:creationId xmlns:a16="http://schemas.microsoft.com/office/drawing/2014/main" id="{3C6A66FE-BA72-9FC4-53B6-D655E1E60BE5}"/>
+                        </a:ext>
+                      </a:extLst>
+                    </pic:cNvPr>
+                    <pic:cNvPicPr>
+                      <a:picLocks noChangeAspect="1"/>
+                    </pic:cNvPicPr>
+                  </pic:nvPicPr>
+                  <pic:blipFill>
+                    <a:blip r:embed="rId84"/>
+                    <a:stretch>
+                      <a:fillRect/>
+                    </a:stretch>
+                  </pic:blipFill>
+                  <pic:spPr>
+                    <a:xfrm>
+                      <a:off x="0" y="0"/>
+                      <a:ext cx="5731510" cy="2809240"/>
+                    </a:xfrm>
+                    <a:prstGeom prst="rect">
+                      <a:avLst/>
+                    </a:prstGeom>
+                  </pic:spPr>
+                </pic:pic>
+              </a:graphicData>
+            </a:graphic>
+          </wp:inline>
+        </w:drawing>
+      </w:r>
+    </w:p>
+    <w:p>
+      <w:pPr>
+        <w:pStyle w:val="ListParagraph"/>
+        <w:numPr>
+          <w:ilvl w:val="0"/>
+          <w:numId w:val="14"/>
+        </w:numPr>
+        <w:rPr>
+          <w:lang w:val="en-AU"/>
+        </w:rPr>
+      </w:pPr>
+      <w:r>
+        <w:rPr>
+          <w:lang w:val="en-AU"/>
+        </w:rPr>
+        <w:t>Find the best model so far</w:t>
+      </w:r>
+    </w:p>
+    <w:p>
+      <w:pPr>
+        <w:pStyle w:val="ListParagraph"/>
+        <w:numPr>
+          <w:ilvl w:val="0"/>
+          <w:numId w:val="14"/>
+        </w:numPr>
+        <w:rPr>
+          <w:lang w:val="en-AU"/>
+        </w:rPr>
+      </w:pPr>
+      <w:r>
+        <w:rPr>
+          <w:lang w:val="en-AU"/>
+        </w:rPr>
+        <w:drawing>
+          <wp:inline distT="0" distB="0" distL="0" distR="0" wp14:anchorId="74699813" wp14:editId="5ADB0BDD">
+            <wp:extent cx="5731510" cy="2856230"/>
+            <wp:effectExtent l="0" t="0" r="2540" b="1270"/>
+            <wp:docPr id="1426111867" name="Picture 1" descr="A graph of a graph showing the sun and the sun&#10;&#10;AI-generated content may be incorrect."/>
+            <wp:cNvGraphicFramePr>
+              <a:graphicFrameLocks xmlns:a="http://schemas.openxmlformats.org/drawingml/2006/main" noChangeAspect="1"/>
+            </wp:cNvGraphicFramePr>
+            <a:graphic xmlns:a="http://schemas.openxmlformats.org/drawingml/2006/main">
+              <a:graphicData uri="http://schemas.openxmlformats.org/drawingml/2006/picture">
+                <pic:pic xmlns:pic="http://schemas.openxmlformats.org/drawingml/2006/picture">
+                  <pic:nvPicPr>
+                    <pic:cNvPr id="1426111867" name="Picture 1" descr="A graph of a graph showing the sun and the sun&#10;&#10;AI-generated content may be incorrect."/>
+                    <pic:cNvPicPr/>
+                  </pic:nvPicPr>
+                  <pic:blipFill>
+                    <a:blip r:embed="rId85"/>
+                    <a:stretch>
+                      <a:fillRect/>
+                    </a:stretch>
+                  </pic:blipFill>
+                  <pic:spPr>
+                    <a:xfrm>
+                      <a:off x="0" y="0"/>
+                      <a:ext cx="5731510" cy="2856230"/>
+                    </a:xfrm>
+                    <a:prstGeom prst="rect">
+                      <a:avLst/>
+                    </a:prstGeom>
+                  </pic:spPr>
+                </pic:pic>
+              </a:graphicData>
+            </a:graphic>
+          </wp:inline>
+        </w:drawing>
+      </w:r>
+    </w:p>
+    <w:p>
+      <w:pPr>
+        <w:pStyle w:val="ListParagraph"/>
+        <w:numPr>
+          <w:ilvl w:val="0"/>
+          <w:numId w:val="14"/>
+        </w:numPr>
+        <w:rPr>
+          <w:lang w:val="en-AU"/>
+        </w:rPr>
+      </w:pPr>
+      <w:r>
+        <w:rPr>
+          <w:lang w:val="en-AU"/>
+        </w:rPr>
+        <w:t>Yes</w:t>
+      </w:r>
+    </w:p>
+    <w:p>
+      <w:pPr>
+        <w:pStyle w:val="ListParagraph"/>
+        <w:numPr>
+          <w:ilvl w:val="0"/>
+          <w:numId w:val="14"/>
+        </w:numPr>
+        <w:rPr>
+          <w:lang w:val="en-AU"/>
+        </w:rPr>
+      </w:pPr>
+      <w:r>
+        <w:rPr>
+          <w:lang w:val="en-AU"/>
+        </w:rPr>
+        <w:t>Find a way to standardize the data</w:t>
+      </w:r>
+    </w:p>
+    <w:p>
+      <w:pPr>
+        <w:pStyle w:val="ListParagraph"/>
+        <w:numPr>
+          <w:ilvl w:val="0"/>
+          <w:numId w:val="14"/>
+        </w:numPr>
+        <w:rPr>
+          <w:lang w:val="en-AU"/>
+        </w:rPr>
+      </w:pPr>
+      <w:r>
+        <w:rPr>
+          <w:lang w:val="en-AU"/>
+        </w:rPr>
+        <w:lastRenderedPageBreak/>
+        <w:drawing>
+          <wp:inline distT="0" distB="0" distL="0" distR="0" wp14:anchorId="5DEACDDC" wp14:editId="02053B52">
+            <wp:extent cx="5731510" cy="2225675"/>
+            <wp:effectExtent l="0" t="0" r="2540" b="3175"/>
+            <wp:docPr id="533629715" name="Picture 1"/>
+            <wp:cNvGraphicFramePr>
+              <a:graphicFrameLocks xmlns:a="http://schemas.openxmlformats.org/drawingml/2006/main" noChangeAspect="1"/>
+            </wp:cNvGraphicFramePr>
+            <a:graphic xmlns:a="http://schemas.openxmlformats.org/drawingml/2006/main">
+              <a:graphicData uri="http://schemas.openxmlformats.org/drawingml/2006/picture">
+                <pic:pic xmlns:pic="http://schemas.openxmlformats.org/drawingml/2006/picture">
+                  <pic:nvPicPr>
+                    <pic:cNvPr id="533629715" name=""/>
+                    <pic:cNvPicPr/>
+                  </pic:nvPicPr>
+                  <pic:blipFill>
+                    <a:blip r:embed="rId86"/>
+                    <a:stretch>
+                      <a:fillRect/>
+                    </a:stretch>
+                  </pic:blipFill>
+                  <pic:spPr>
+                    <a:xfrm>
+                      <a:off x="0" y="0"/>
+                      <a:ext cx="5731510" cy="2225675"/>
+                    </a:xfrm>
+                    <a:prstGeom prst="rect">
+                      <a:avLst/>
+                    </a:prstGeom>
+                  </pic:spPr>
+                </pic:pic>
+              </a:graphicData>
+            </a:graphic>
+          </wp:inline>
+        </w:drawing>
+      </w:r>
+    </w:p>
+    <w:p>
+      <w:pPr>
+        <w:pStyle w:val="ListParagraph"/>
+        <w:numPr>
+          <w:ilvl w:val="0"/>
+          <w:numId w:val="14"/>
+        </w:numPr>
+        <w:rPr>
+          <w:lang w:val="en-AU"/>
+        </w:rPr>
+      </w:pPr>
+      <w:r>
+        <w:rPr>
+          <w:lang w:val="en-AU"/>
+        </w:rPr>
+        <w:t xml:space="preserve">Morning is </w:t>
+      </w:r>
+      <w:proofErr w:type="gramStart"/>
+      <w:r>
+        <w:rPr>
+          <w:lang w:val="en-AU"/>
+        </w:rPr>
+        <w:t>tilt</w:t>
+      </w:r>
+      <w:proofErr w:type="gramEnd"/>
+      <w:r>
+        <w:rPr>
+          <w:lang w:val="en-AU"/>
+        </w:rPr>
+        <w:t xml:space="preserve"> angle positive</w:t>
+      </w:r>
+    </w:p>
+    <w:p>
+      <w:pPr>
+        <w:pStyle w:val="ListParagraph"/>
+        <w:numPr>
+          <w:ilvl w:val="0"/>
+          <w:numId w:val="14"/>
+        </w:numPr>
+        <w:rPr>
+          <w:lang w:val="en-AU"/>
+        </w:rPr>
+      </w:pPr>
+    </w:p>
+    <w:p>
+      <w:pPr>
+        <w:pStyle w:val="ListParagraph"/>
+        <w:numPr>
+          <w:ilvl w:val="0"/>
+          <w:numId w:val="14"/>
+        </w:numPr>
+        <w:rPr>
+          <w:lang w:val="en-AU"/>
+        </w:rPr>
+      </w:pPr>
+      <w:r>
+        <w:rPr>
+          <w:lang w:val="en-AU"/>
+        </w:rPr>
+        <w:drawing>
+          <wp:inline distT="0" distB="0" distL="0" distR="0" wp14:anchorId="3CE1FFEA" wp14:editId="40656348">
+            <wp:extent cx="5731510" cy="4280535"/>
+            <wp:effectExtent l="0" t="0" r="2540" b="5715"/>
+            <wp:docPr id="645963679" name="Picture 1" descr="A graph of a graph showing a red line and a blue line&#10;&#10;AI-generated content may be incorrect."/>
+            <wp:cNvGraphicFramePr>
+              <a:graphicFrameLocks xmlns:a="http://schemas.openxmlformats.org/drawingml/2006/main" noChangeAspect="1"/>
+            </wp:cNvGraphicFramePr>
+            <a:graphic xmlns:a="http://schemas.openxmlformats.org/drawingml/2006/main">
+              <a:graphicData uri="http://schemas.openxmlformats.org/drawingml/2006/picture">
+                <pic:pic xmlns:pic="http://schemas.openxmlformats.org/drawingml/2006/picture">
+                  <pic:nvPicPr>
+                    <pic:cNvPr id="645963679" name="Picture 1" descr="A graph of a graph showing a red line and a blue line&#10;&#10;AI-generated content may be incorrect."/>
+                    <pic:cNvPicPr/>
+                  </pic:nvPicPr>
+                  <pic:blipFill>
+                    <a:blip r:embed="rId87"/>
+                    <a:stretch>
+                      <a:fillRect/>
+                    </a:stretch>
+                  </pic:blipFill>
+                  <pic:spPr>
+                    <a:xfrm>
+                      <a:off x="0" y="0"/>
+                      <a:ext cx="5731510" cy="4280535"/>
+                    </a:xfrm>
+                    <a:prstGeom prst="rect">
+                      <a:avLst/>
+                    </a:prstGeom>
+                  </pic:spPr>
+                </pic:pic>
+              </a:graphicData>
+            </a:graphic>
+          </wp:inline>
+        </w:drawing>
+      </w:r>
+    </w:p>
+    <w:p>
+      <w:pPr>
+        <w:pStyle w:val="ListParagraph"/>
+        <w:numPr>
+          <w:ilvl w:val="0"/>
+          <w:numId w:val="14"/>
+        </w:numPr>
+        <w:rPr>
+          <w:lang w:val="en-AU"/>
+        </w:rPr>
+      </w:pPr>
+      <w:r>
+        <w:rPr>
+          <w:lang w:val="en-AU"/>
+        </w:rPr>
+        <w:t>It is difficult to compare</w:t>
+      </w:r>
+    </w:p>
+    <w:p>
+      <w:pPr>
+        <w:pStyle w:val="ListParagraph"/>
+        <w:numPr>
+          <w:ilvl w:val="0"/>
+          <w:numId w:val="14"/>
+        </w:numPr>
+        <w:rPr>
+          <w:lang w:val="en-AU"/>
+        </w:rPr>
+      </w:pPr>
+      <w:r>
+        <w:rPr>
+          <w:lang w:val="en-AU"/>
+        </w:rPr>
+        <w:t xml:space="preserve">Morning is </w:t>
+      </w:r>
+      <w:proofErr w:type="gramStart"/>
+      <w:r>
+        <w:rPr>
+          <w:lang w:val="en-AU"/>
+        </w:rPr>
+        <w:t>tilt</w:t>
+      </w:r>
+      <w:proofErr w:type="gramEnd"/>
+      <w:r>
+        <w:rPr>
+          <w:lang w:val="en-AU"/>
+        </w:rPr>
+        <w:t xml:space="preserve"> angle positive</w:t>
+      </w:r>
+    </w:p>
+    <w:p>
+      <w:pPr>
+        <w:pStyle w:val="ListParagraph"/>
+        <w:numPr>
+          <w:ilvl w:val="0"/>
+          <w:numId w:val="14"/>
+        </w:numPr>
+        <w:rPr>
+          <w:lang w:val="en-AU"/>
+        </w:rPr>
+      </w:pPr>
+      <w:r>
+        <w:rPr>
+          <w:lang w:val="en-AU"/>
+        </w:rPr>
+        <w:t xml:space="preserve">This means the model is </w:t>
+      </w:r>
+      <w:r>
+        <w:rPr>
+          <w:lang w:val="en-AU"/>
+        </w:rPr>
+        <w:t>underestimating</w:t>
+      </w:r>
+      <w:r>
+        <w:rPr>
+          <w:lang w:val="en-AU"/>
+        </w:rPr>
+        <w:t xml:space="preserve"> the power in the morning and </w:t>
+      </w:r>
+      <w:r>
+        <w:rPr>
+          <w:lang w:val="en-AU"/>
+        </w:rPr>
+        <w:t>overestimating</w:t>
+      </w:r>
+      <w:r>
+        <w:rPr>
+          <w:lang w:val="en-AU"/>
+        </w:rPr>
+        <w:t xml:space="preserve"> the power in the afternoon</w:t>
+      </w:r>
+    </w:p>
+    <w:p>
+      <w:pPr>
+        <w:pStyle w:val="ListParagraph"/>
+        <w:numPr>
+          <w:ilvl w:val="0"/>
+          <w:numId w:val="14"/>
+        </w:numPr>
+        <w:rPr>
+          <w:lang w:val="en-AU"/>
+        </w:rPr>
+      </w:pPr>
+      <w:r>
+        <w:rPr>
+          <w:lang w:val="en-AU"/>
+        </w:rPr>
+        <w:t>Is it related to temperature or irradiance</w:t>
+      </w:r>
+    </w:p>
+    <w:p>
+      <w:pPr>
+        <w:pStyle w:val="ListParagraph"/>
+        <w:numPr>
+          <w:ilvl w:val="0"/>
+          <w:numId w:val="14"/>
+        </w:numPr>
+        <w:rPr>
+          <w:lang w:val="en-AU"/>
+        </w:rPr>
+      </w:pPr>
+      <w:r>
+        <w:rPr>
+          <w:lang w:val="en-AU"/>
+        </w:rPr>
+        <w:t xml:space="preserve">Choose the data for the same temperature and see if the trend </w:t>
+      </w:r>
+      <w:r>
+        <w:rPr>
+          <w:lang w:val="en-AU"/>
+        </w:rPr>
+        <w:t>is preserved</w:t>
+      </w:r>
+    </w:p>
+    <w:p>
+      <w:pPr>
+        <w:pStyle w:val="ListParagraph"/>
+        <w:numPr>
+          <w:ilvl w:val="0"/>
+          <w:numId w:val="14"/>
+        </w:numPr>
+        <w:rPr>
+          <w:lang w:val="en-AU"/>
+        </w:rPr>
+      </w:pPr>
+      <w:r>
+        <w:rPr>
+          <w:lang w:val="en-AU"/>
+        </w:rPr>
+        <w:t>Let us try to put whatever we have into the data</w:t>
+      </w:r>
+    </w:p>
     <w:sectPr>
       <w:pgSz w:w="11906" w:h="16838"/>
       <w:pgMar w:top="1440" w:right="1440" w:bottom="1440" w:left="1440" w:header="708" w:footer="708" w:gutter="0"/>
@@ -17047,9 +18039,9 @@
     </w:lvl>
   </w:abstractNum>
   <w:abstractNum w:abstractNumId="6" w15:restartNumberingAfterBreak="0">
-    <w:nsid w:val="444F48F2"/>
+    <w:nsid w:val="422A1220"/>
     <w:multiLevelType w:val="hybridMultilevel"/>
-    <w:tmpl w:val="57E20DAC"/>
+    <w:tmpl w:val="29EA64AA"/>
     <w:lvl w:ilvl="0" w:tplc="0C090001">
       <w:start w:val="1"/>
       <w:numFmt w:val="bullet"/>
@@ -17160,6 +18152,119 @@
     </w:lvl>
   </w:abstractNum>
   <w:abstractNum w:abstractNumId="7" w15:restartNumberingAfterBreak="0">
+    <w:nsid w:val="444F48F2"/>
+    <w:multiLevelType w:val="hybridMultilevel"/>
+    <w:tmpl w:val="57E20DAC"/>
+    <w:lvl w:ilvl="0" w:tplc="0C090001">
+      <w:start w:val="1"/>
+      <w:numFmt w:val="bullet"/>
+      <w:lvlText w:val=""/>
+      <w:lvlJc w:val="left"/>
+      <w:pPr>
+        <w:ind w:left="720" w:hanging="360"/>
+      </w:pPr>
+      <w:rPr>
+        <w:rFonts w:ascii="Symbol" w:hAnsi="Symbol" w:hint="default"/>
+      </w:rPr>
+    </w:lvl>
+    <w:lvl w:ilvl="1" w:tplc="0C090003" w:tentative="1">
+      <w:start w:val="1"/>
+      <w:numFmt w:val="bullet"/>
+      <w:lvlText w:val="o"/>
+      <w:lvlJc w:val="left"/>
+      <w:pPr>
+        <w:ind w:left="1440" w:hanging="360"/>
+      </w:pPr>
+      <w:rPr>
+        <w:rFonts w:ascii="Courier New" w:hAnsi="Courier New" w:cs="Courier New" w:hint="default"/>
+      </w:rPr>
+    </w:lvl>
+    <w:lvl w:ilvl="2" w:tplc="0C090005" w:tentative="1">
+      <w:start w:val="1"/>
+      <w:numFmt w:val="bullet"/>
+      <w:lvlText w:val=""/>
+      <w:lvlJc w:val="left"/>
+      <w:pPr>
+        <w:ind w:left="2160" w:hanging="360"/>
+      </w:pPr>
+      <w:rPr>
+        <w:rFonts w:ascii="Wingdings" w:hAnsi="Wingdings" w:hint="default"/>
+      </w:rPr>
+    </w:lvl>
+    <w:lvl w:ilvl="3" w:tplc="0C090001" w:tentative="1">
+      <w:start w:val="1"/>
+      <w:numFmt w:val="bullet"/>
+      <w:lvlText w:val=""/>
+      <w:lvlJc w:val="left"/>
+      <w:pPr>
+        <w:ind w:left="2880" w:hanging="360"/>
+      </w:pPr>
+      <w:rPr>
+        <w:rFonts w:ascii="Symbol" w:hAnsi="Symbol" w:hint="default"/>
+      </w:rPr>
+    </w:lvl>
+    <w:lvl w:ilvl="4" w:tplc="0C090003" w:tentative="1">
+      <w:start w:val="1"/>
+      <w:numFmt w:val="bullet"/>
+      <w:lvlText w:val="o"/>
+      <w:lvlJc w:val="left"/>
+      <w:pPr>
+        <w:ind w:left="3600" w:hanging="360"/>
+      </w:pPr>
+      <w:rPr>
+        <w:rFonts w:ascii="Courier New" w:hAnsi="Courier New" w:cs="Courier New" w:hint="default"/>
+      </w:rPr>
+    </w:lvl>
+    <w:lvl w:ilvl="5" w:tplc="0C090005" w:tentative="1">
+      <w:start w:val="1"/>
+      <w:numFmt w:val="bullet"/>
+      <w:lvlText w:val=""/>
+      <w:lvlJc w:val="left"/>
+      <w:pPr>
+        <w:ind w:left="4320" w:hanging="360"/>
+      </w:pPr>
+      <w:rPr>
+        <w:rFonts w:ascii="Wingdings" w:hAnsi="Wingdings" w:hint="default"/>
+      </w:rPr>
+    </w:lvl>
+    <w:lvl w:ilvl="6" w:tplc="0C090001" w:tentative="1">
+      <w:start w:val="1"/>
+      <w:numFmt w:val="bullet"/>
+      <w:lvlText w:val=""/>
+      <w:lvlJc w:val="left"/>
+      <w:pPr>
+        <w:ind w:left="5040" w:hanging="360"/>
+      </w:pPr>
+      <w:rPr>
+        <w:rFonts w:ascii="Symbol" w:hAnsi="Symbol" w:hint="default"/>
+      </w:rPr>
+    </w:lvl>
+    <w:lvl w:ilvl="7" w:tplc="0C090003" w:tentative="1">
+      <w:start w:val="1"/>
+      <w:numFmt w:val="bullet"/>
+      <w:lvlText w:val="o"/>
+      <w:lvlJc w:val="left"/>
+      <w:pPr>
+        <w:ind w:left="5760" w:hanging="360"/>
+      </w:pPr>
+      <w:rPr>
+        <w:rFonts w:ascii="Courier New" w:hAnsi="Courier New" w:cs="Courier New" w:hint="default"/>
+      </w:rPr>
+    </w:lvl>
+    <w:lvl w:ilvl="8" w:tplc="0C090005" w:tentative="1">
+      <w:start w:val="1"/>
+      <w:numFmt w:val="bullet"/>
+      <w:lvlText w:val=""/>
+      <w:lvlJc w:val="left"/>
+      <w:pPr>
+        <w:ind w:left="6480" w:hanging="360"/>
+      </w:pPr>
+      <w:rPr>
+        <w:rFonts w:ascii="Wingdings" w:hAnsi="Wingdings" w:hint="default"/>
+      </w:rPr>
+    </w:lvl>
+  </w:abstractNum>
+  <w:abstractNum w:abstractNumId="8" w15:restartNumberingAfterBreak="0">
     <w:nsid w:val="467C3AC8"/>
     <w:multiLevelType w:val="hybridMultilevel"/>
     <w:tmpl w:val="34562482"/>
@@ -17272,7 +18377,7 @@
       </w:rPr>
     </w:lvl>
   </w:abstractNum>
-  <w:abstractNum w:abstractNumId="8" w15:restartNumberingAfterBreak="0">
+  <w:abstractNum w:abstractNumId="9" w15:restartNumberingAfterBreak="0">
     <w:nsid w:val="472F0F59"/>
     <w:multiLevelType w:val="hybridMultilevel"/>
     <w:tmpl w:val="0C3EEB84"/>
@@ -17385,7 +18490,7 @@
       </w:rPr>
     </w:lvl>
   </w:abstractNum>
-  <w:abstractNum w:abstractNumId="9" w15:restartNumberingAfterBreak="0">
+  <w:abstractNum w:abstractNumId="10" w15:restartNumberingAfterBreak="0">
     <w:nsid w:val="4DD0609D"/>
     <w:multiLevelType w:val="hybridMultilevel"/>
     <w:tmpl w:val="54A6E4BE"/>
@@ -17498,7 +18603,7 @@
       </w:rPr>
     </w:lvl>
   </w:abstractNum>
-  <w:abstractNum w:abstractNumId="10" w15:restartNumberingAfterBreak="0">
+  <w:abstractNum w:abstractNumId="11" w15:restartNumberingAfterBreak="0">
     <w:nsid w:val="4EFF5BF2"/>
     <w:multiLevelType w:val="hybridMultilevel"/>
     <w:tmpl w:val="58008AA6"/>
@@ -17611,7 +18716,7 @@
       </w:rPr>
     </w:lvl>
   </w:abstractNum>
-  <w:abstractNum w:abstractNumId="11" w15:restartNumberingAfterBreak="0">
+  <w:abstractNum w:abstractNumId="12" w15:restartNumberingAfterBreak="0">
     <w:nsid w:val="78F7725E"/>
     <w:multiLevelType w:val="hybridMultilevel"/>
     <w:tmpl w:val="93407C9A"/>
@@ -17724,7 +18829,7 @@
       </w:rPr>
     </w:lvl>
   </w:abstractNum>
-  <w:abstractNum w:abstractNumId="12" w15:restartNumberingAfterBreak="0">
+  <w:abstractNum w:abstractNumId="13" w15:restartNumberingAfterBreak="0">
     <w:nsid w:val="7EFB46D0"/>
     <w:multiLevelType w:val="hybridMultilevel"/>
     <w:tmpl w:val="AB50B2BA"/>
@@ -17841,10 +18946,10 @@
     <w:abstractNumId w:val="0"/>
   </w:num>
   <w:num w:numId="2" w16cid:durableId="2113089560">
-    <w:abstractNumId w:val="8"/>
+    <w:abstractNumId w:val="9"/>
   </w:num>
   <w:num w:numId="3" w16cid:durableId="758673523">
-    <w:abstractNumId w:val="6"/>
+    <w:abstractNumId w:val="7"/>
   </w:num>
   <w:num w:numId="4" w16cid:durableId="509294068">
     <w:abstractNumId w:val="2"/>
@@ -17853,28 +18958,31 @@
     <w:abstractNumId w:val="5"/>
   </w:num>
   <w:num w:numId="6" w16cid:durableId="1379625172">
-    <w:abstractNumId w:val="10"/>
+    <w:abstractNumId w:val="11"/>
   </w:num>
   <w:num w:numId="7" w16cid:durableId="1955401534">
-    <w:abstractNumId w:val="12"/>
+    <w:abstractNumId w:val="13"/>
   </w:num>
   <w:num w:numId="8" w16cid:durableId="1804496243">
     <w:abstractNumId w:val="4"/>
   </w:num>
   <w:num w:numId="9" w16cid:durableId="1496726374">
-    <w:abstractNumId w:val="11"/>
+    <w:abstractNumId w:val="12"/>
   </w:num>
   <w:num w:numId="10" w16cid:durableId="1628779223">
     <w:abstractNumId w:val="1"/>
   </w:num>
   <w:num w:numId="11" w16cid:durableId="1500005552">
-    <w:abstractNumId w:val="9"/>
+    <w:abstractNumId w:val="10"/>
   </w:num>
   <w:num w:numId="12" w16cid:durableId="376126385">
     <w:abstractNumId w:val="3"/>
   </w:num>
   <w:num w:numId="13" w16cid:durableId="1098211502">
-    <w:abstractNumId w:val="7"/>
+    <w:abstractNumId w:val="8"/>
+  </w:num>
+  <w:num w:numId="14" w16cid:durableId="849560858">
+    <w:abstractNumId w:val="6"/>
   </w:num>
 </w:numbering>
 </file>
@@ -18484,7 +19592,6 @@
   <w:style w:type="character" w:default="1" w:styleId="DefaultParagraphFont">
     <w:name w:val="Default Paragraph Font"/>
     <w:uiPriority w:val="1"/>
-    <w:semiHidden/>
     <w:unhideWhenUsed/>
   </w:style>
   <w:style w:type="table" w:default="1" w:styleId="TableNormal">
@@ -19109,6 +20216,14 @@
 </file>
 
 <file path=customXml/item1.xml><?xml version="1.0" encoding="utf-8"?>
+<p:properties xmlns:p="http://schemas.microsoft.com/office/2006/metadata/properties" xmlns:xsi="http://www.w3.org/2001/XMLSchema-instance" xmlns:pc="http://schemas.microsoft.com/office/infopath/2007/PartnerControls">
+  <documentManagement>
+    <_activity xmlns="84bb020c-c3e3-4428-80c5-f494d966d2b0" xsi:nil="true"/>
+  </documentManagement>
+</p:properties>
+</file>
+
+<file path=customXml/item2.xml><?xml version="1.0" encoding="utf-8"?>
 <?mso-contentType ?>
 <FormTemplates xmlns="http://schemas.microsoft.com/sharepoint/v3/contenttype/forms">
   <Display>DocumentLibraryForm</Display>
@@ -19117,7 +20232,7 @@
 </FormTemplates>
 </file>
 
-<file path=customXml/item2.xml><?xml version="1.0" encoding="utf-8"?>
+<file path=customXml/item3.xml><?xml version="1.0" encoding="utf-8"?>
 <ct:contentTypeSchema xmlns:ct="http://schemas.microsoft.com/office/2006/metadata/contentType" xmlns:ma="http://schemas.microsoft.com/office/2006/metadata/properties/metaAttributes" ct:_="" ma:_="" ma:contentTypeName="Document" ma:contentTypeID="0x01010030599A7DC46C724A871181E34E3BB52F" ma:contentTypeVersion="18" ma:contentTypeDescription="Create a new document." ma:contentTypeScope="" ma:versionID="b7fb2d5e08ac359aeb1fcfeafcb9f9d4">
   <xsd:schema xmlns:xsd="http://www.w3.org/2001/XMLSchema" xmlns:xs="http://www.w3.org/2001/XMLSchema" xmlns:p="http://schemas.microsoft.com/office/2006/metadata/properties" xmlns:ns3="84bb020c-c3e3-4428-80c5-f494d966d2b0" xmlns:ns4="3e5e92b2-1e1e-4db2-af94-38d9c7146db6" targetNamespace="http://schemas.microsoft.com/office/2006/metadata/properties" ma:root="true" ma:fieldsID="4bebd20fd0b9cf346a1b136b1fcfb572" ns3:_="" ns4:_="">
     <xsd:import namespace="84bb020c-c3e3-4428-80c5-f494d966d2b0"/>
@@ -19370,15 +20485,17 @@
 </ct:contentTypeSchema>
 </file>
 
-<file path=customXml/item3.xml><?xml version="1.0" encoding="utf-8"?>
-<p:properties xmlns:p="http://schemas.microsoft.com/office/2006/metadata/properties" xmlns:xsi="http://www.w3.org/2001/XMLSchema-instance" xmlns:pc="http://schemas.microsoft.com/office/infopath/2007/PartnerControls">
-  <documentManagement>
-    <_activity xmlns="84bb020c-c3e3-4428-80c5-f494d966d2b0" xsi:nil="true"/>
-  </documentManagement>
-</p:properties>
+<file path=customXml/itemProps1.xml><?xml version="1.0" encoding="utf-8"?>
+<ds:datastoreItem xmlns:ds="http://schemas.openxmlformats.org/officeDocument/2006/customXml" ds:itemID="{DEDEAEFB-68EA-415D-B20C-6959D1E9B112}">
+  <ds:schemaRefs>
+    <ds:schemaRef ds:uri="http://schemas.microsoft.com/office/2006/metadata/properties"/>
+    <ds:schemaRef ds:uri="http://schemas.microsoft.com/office/infopath/2007/PartnerControls"/>
+    <ds:schemaRef ds:uri="84bb020c-c3e3-4428-80c5-f494d966d2b0"/>
+  </ds:schemaRefs>
+</ds:datastoreItem>
 </file>
 
-<file path=customXml/itemProps1.xml><?xml version="1.0" encoding="utf-8"?>
+<file path=customXml/itemProps2.xml><?xml version="1.0" encoding="utf-8"?>
 <ds:datastoreItem xmlns:ds="http://schemas.openxmlformats.org/officeDocument/2006/customXml" ds:itemID="{A6C3EB43-E9A0-4400-B67F-01DBBB3D5870}">
   <ds:schemaRefs>
     <ds:schemaRef ds:uri="http://schemas.microsoft.com/sharepoint/v3/contenttype/forms"/>
@@ -19386,7 +20503,7 @@
 </ds:datastoreItem>
 </file>
 
-<file path=customXml/itemProps2.xml><?xml version="1.0" encoding="utf-8"?>
+<file path=customXml/itemProps3.xml><?xml version="1.0" encoding="utf-8"?>
 <ds:datastoreItem xmlns:ds="http://schemas.openxmlformats.org/officeDocument/2006/customXml" ds:itemID="{3BF8F980-3EB3-4430-849B-B13B664AD08B}">
   <ds:schemaRefs>
     <ds:schemaRef ds:uri="http://schemas.microsoft.com/office/2006/metadata/contentType"/>
@@ -19403,14 +20520,4 @@
     <ds:schemaRef ds:uri="http://schemas.microsoft.com/internal/obd"/>
   </ds:schemaRefs>
 </ds:datastoreItem>
-</file>
-
-<file path=customXml/itemProps3.xml><?xml version="1.0" encoding="utf-8"?>
-<ds:datastoreItem xmlns:ds="http://schemas.openxmlformats.org/officeDocument/2006/customXml" ds:itemID="{DEDEAEFB-68EA-415D-B20C-6959D1E9B112}">
-  <ds:schemaRefs>
-    <ds:schemaRef ds:uri="http://schemas.microsoft.com/office/2006/metadata/properties"/>
-    <ds:schemaRef ds:uri="http://schemas.microsoft.com/office/infopath/2007/PartnerControls"/>
-    <ds:schemaRef ds:uri="84bb020c-c3e3-4428-80c5-f494d966d2b0"/>
-  </ds:schemaRefs>
-</ds:datastoreItem>
 </file>